--- a/files/Meal Selection - The Manor.docx
+++ b/files/Meal Selection - The Manor.docx
@@ -1660,6 +1660,77 @@
           </w:p>
         </w:tc>
       </w:tr>
+      <w:tr>
+        <w:tc>
+          <w:tcPr>
+            <w:tcW w:w="0" w:type="auto"/>
+          </w:tcPr>
+          <w:p>
+            <w:r>
+              <w:t>Carole Griffiths</w:t>
+            </w:r>
+          </w:p>
+        </w:tc>
+        <w:tc>
+          <w:tcPr>
+            <w:tcW w:w="0" w:type="auto"/>
+          </w:tcPr>
+          <w:p>
+            <w:r>
+              <w:t>None</w:t>
+            </w:r>
+          </w:p>
+        </w:tc>
+        <w:tc>
+          <w:tcPr>
+            <w:tcW w:w="0" w:type="auto"/>
+          </w:tcPr>
+          <w:p>
+            <w:r>
+              <w:t>No starter</w:t>
+            </w:r>
+          </w:p>
+        </w:tc>
+        <w:tc>
+          <w:tcPr>
+            <w:tcW w:w="0" w:type="auto"/>
+          </w:tcPr>
+          <w:p>
+            <w:r>
+              <w:t xml:space="preserve">Ham &amp; Leek Pie with mash, sticky red cabbage, gravy </w:t>
+            </w:r>
+            <w:r>
+              <w:t>(</w:t>
+            </w:r>
+            <w:r>
+              <w:t>£17.50</w:t>
+            </w:r>
+            <w:r>
+              <w:t>)</w:t>
+            </w:r>
+          </w:p>
+        </w:tc>
+        <w:tc>
+          <w:tcPr>
+            <w:tcW w:w="0" w:type="auto"/>
+          </w:tcPr>
+          <w:p>
+            <w:r>
+              <w:t>No dessert</w:t>
+            </w:r>
+          </w:p>
+        </w:tc>
+        <w:tc>
+          <w:tcPr>
+            <w:tcW w:w="0" w:type="auto"/>
+          </w:tcPr>
+          <w:p>
+            <w:r>
+              <w:t>—</w:t>
+            </w:r>
+          </w:p>
+        </w:tc>
+      </w:tr>
     </w:tbl>
     <w:p>
       <w:r>
@@ -1844,6 +1915,34 @@
         </w:numPr>
       </w:pPr>
       <w:r>
+        <w:t>Ham &amp; Leek Pie</w:t>
+      </w:r>
+      <w:r>
+        <w:rPr>
+          <w:b/>
+          <w:bCs/>
+        </w:rPr>
+        <w:t xml:space="preserve"> </w:t>
+      </w:r>
+      <w:r>
+        <w:t>–</w:t>
+      </w:r>
+      <w:r>
+        <w:rPr>
+          <w:b/>
+          <w:bCs/>
+        </w:rPr>
+        <w:t xml:space="preserve"> 1</w:t>
+      </w:r>
+    </w:p>
+    <w:p>
+      <w:pPr>
+        <w:numPr>
+          <w:ilvl w:val="0"/>
+          <w:numId w:val="2"/>
+        </w:numPr>
+      </w:pPr>
+      <w:r>
         <w:t xml:space="preserve">Sweet Potato Roulade – </w:t>
       </w:r>
       <w:r>
@@ -2109,7 +2208,6 @@
         </w:pict>
       </w:r>
     </w:p>
-    <w:p/>
     <w:sectPr>
       <w:pgSz w:w="11906" w:h="16838"/>
       <w:pgMar w:top="1440" w:right="1440" w:bottom="1440" w:left="1440" w:header="708" w:footer="708" w:gutter="0"/>

--- a/files/Meal Selection - The Manor.docx
+++ b/files/Meal Selection - The Manor.docx
@@ -15,7 +15,55 @@
           <w:b/>
           <w:bCs/>
         </w:rPr>
-        <w:t>Hotel 1 – The Manor</w:t>
+        <w:t>The Manor</w:t>
+      </w:r>
+    </w:p>
+    <w:p>
+      <w:pPr>
+        <w:pStyle w:val="Heading2"/>
+      </w:pPr>
+      <w:r>
+        <w:rPr>
+          <w:b/>
+          <w:bCs/>
+        </w:rPr>
+        <w:t xml:space="preserve">Date: </w:t>
+      </w:r>
+      <w:r>
+        <w:t>3</w:t>
+      </w:r>
+      <w:r>
+        <w:rPr>
+          <w:vertAlign w:val="superscript"/>
+        </w:rPr>
+        <w:t>rd</w:t>
+      </w:r>
+      <w:r>
+        <w:t xml:space="preserve"> </w:t>
+      </w:r>
+      <w:r>
+        <w:t>June 2026</w:t>
+      </w:r>
+    </w:p>
+    <w:p>
+      <w:pPr>
+        <w:pStyle w:val="Heading2"/>
+      </w:pPr>
+      <w:r>
+        <w:rPr>
+          <w:b/>
+          <w:bCs/>
+        </w:rPr>
+        <w:t xml:space="preserve">Party: </w:t>
+      </w:r>
+      <w:r>
+        <w:t>Heather Marriott (1</w:t>
+      </w:r>
+      <w:r>
+        <w:t>7</w:t>
+      </w:r>
+      <w:r>
+        <w:t xml:space="preserve"> Guests)</w:t>
       </w:r>
     </w:p>
     <w:p>
@@ -96,11 +144,11 @@
         <w:tblLook w:val="0620" w:firstRow="1" w:lastRow="0" w:firstColumn="0" w:lastColumn="0" w:noHBand="1" w:noVBand="1"/>
       </w:tblPr>
       <w:tblGrid>
-        <w:gridCol w:w="1429"/>
+        <w:gridCol w:w="1422"/>
         <w:gridCol w:w="2077"/>
-        <w:gridCol w:w="2886"/>
-        <w:gridCol w:w="3436"/>
-        <w:gridCol w:w="2688"/>
+        <w:gridCol w:w="2888"/>
+        <w:gridCol w:w="3439"/>
+        <w:gridCol w:w="2690"/>
         <w:gridCol w:w="1432"/>
       </w:tblGrid>
       <w:tr>
@@ -637,7 +685,7 @@
               <w:spacing w:after="160" w:line="278" w:lineRule="auto"/>
             </w:pPr>
             <w:r>
-              <w:t>Roy Clarke</w:t>
+              <w:t>Ryan Lovatt</w:t>
             </w:r>
           </w:p>
         </w:tc>
@@ -665,21 +713,21 @@
               <w:spacing w:after="160" w:line="278" w:lineRule="auto"/>
             </w:pPr>
             <w:r>
-              <w:t>No starter</w:t>
-            </w:r>
-          </w:p>
-        </w:tc>
-        <w:tc>
-          <w:tcPr>
-            <w:tcW w:w="0" w:type="auto"/>
-            <w:hideMark/>
-          </w:tcPr>
-          <w:p>
-            <w:pPr>
-              <w:spacing w:after="160" w:line="278" w:lineRule="auto"/>
-            </w:pPr>
-            <w:r>
-              <w:t>No main</w:t>
+              <w:t>Creamy Garlic Mushrooms (£8.50)</w:t>
+            </w:r>
+          </w:p>
+        </w:tc>
+        <w:tc>
+          <w:tcPr>
+            <w:tcW w:w="0" w:type="auto"/>
+            <w:hideMark/>
+          </w:tcPr>
+          <w:p>
+            <w:pPr>
+              <w:spacing w:after="160" w:line="278" w:lineRule="auto"/>
+            </w:pPr>
+            <w:r>
+              <w:t>Homemade beef lasagne, garlic bread (£18)</w:t>
             </w:r>
           </w:p>
         </w:tc>
@@ -723,7 +771,8 @@
               <w:spacing w:after="160" w:line="278" w:lineRule="auto"/>
             </w:pPr>
             <w:r>
-              <w:t>Theresa Jennings</w:t>
+              <w:lastRenderedPageBreak/>
+              <w:t>Anthony Heaney</w:t>
             </w:r>
           </w:p>
         </w:tc>
@@ -765,21 +814,21 @@
               <w:spacing w:after="160" w:line="278" w:lineRule="auto"/>
             </w:pPr>
             <w:r>
-              <w:t>No main</w:t>
-            </w:r>
-          </w:p>
-        </w:tc>
-        <w:tc>
-          <w:tcPr>
-            <w:tcW w:w="0" w:type="auto"/>
-            <w:hideMark/>
-          </w:tcPr>
-          <w:p>
-            <w:pPr>
-              <w:spacing w:after="160" w:line="278" w:lineRule="auto"/>
-            </w:pPr>
-            <w:r>
-              <w:t>No dessert</w:t>
+              <w:t>Steak Rump with garlic butter sauce (£24)</w:t>
+            </w:r>
+          </w:p>
+        </w:tc>
+        <w:tc>
+          <w:tcPr>
+            <w:tcW w:w="0" w:type="auto"/>
+            <w:hideMark/>
+          </w:tcPr>
+          <w:p>
+            <w:pPr>
+              <w:spacing w:after="160" w:line="278" w:lineRule="auto"/>
+            </w:pPr>
+            <w:r>
+              <w:t>Sticky Toffee Pudding with Custard (£9)</w:t>
             </w:r>
           </w:p>
         </w:tc>
@@ -809,8 +858,7 @@
               <w:spacing w:after="160" w:line="278" w:lineRule="auto"/>
             </w:pPr>
             <w:r>
-              <w:lastRenderedPageBreak/>
-              <w:t>Ryan Lovatt</w:t>
+              <w:t>Jenny</w:t>
             </w:r>
           </w:p>
         </w:tc>
@@ -838,21 +886,21 @@
               <w:spacing w:after="160" w:line="278" w:lineRule="auto"/>
             </w:pPr>
             <w:r>
-              <w:t>Creamy Garlic Mushrooms (£8.50)</w:t>
-            </w:r>
-          </w:p>
-        </w:tc>
-        <w:tc>
-          <w:tcPr>
-            <w:tcW w:w="0" w:type="auto"/>
-            <w:hideMark/>
-          </w:tcPr>
-          <w:p>
-            <w:pPr>
-              <w:spacing w:after="160" w:line="278" w:lineRule="auto"/>
-            </w:pPr>
-            <w:r>
-              <w:t>Homemade beef lasagne, garlic bread (£18)</w:t>
+              <w:t>No starter</w:t>
+            </w:r>
+          </w:p>
+        </w:tc>
+        <w:tc>
+          <w:tcPr>
+            <w:tcW w:w="0" w:type="auto"/>
+            <w:hideMark/>
+          </w:tcPr>
+          <w:p>
+            <w:pPr>
+              <w:spacing w:after="160" w:line="278" w:lineRule="auto"/>
+            </w:pPr>
+            <w:r>
+              <w:t>Steak &amp; Ale Pie with chips, sticky red cabbage, gravy (£17.50)</w:t>
             </w:r>
           </w:p>
         </w:tc>
@@ -896,7 +944,7 @@
               <w:spacing w:after="160" w:line="278" w:lineRule="auto"/>
             </w:pPr>
             <w:r>
-              <w:t>Anthony Heaney</w:t>
+              <w:t>Ian Ferrer</w:t>
             </w:r>
           </w:p>
         </w:tc>
@@ -924,35 +972,35 @@
               <w:spacing w:after="160" w:line="278" w:lineRule="auto"/>
             </w:pPr>
             <w:r>
-              <w:t>No starter</w:t>
-            </w:r>
-          </w:p>
-        </w:tc>
-        <w:tc>
-          <w:tcPr>
-            <w:tcW w:w="0" w:type="auto"/>
-            <w:hideMark/>
-          </w:tcPr>
-          <w:p>
-            <w:pPr>
-              <w:spacing w:after="160" w:line="278" w:lineRule="auto"/>
-            </w:pPr>
-            <w:r>
-              <w:t>Steak Rump with garlic butter sauce (£24)</w:t>
-            </w:r>
-          </w:p>
-        </w:tc>
-        <w:tc>
-          <w:tcPr>
-            <w:tcW w:w="0" w:type="auto"/>
-            <w:hideMark/>
-          </w:tcPr>
-          <w:p>
-            <w:pPr>
-              <w:spacing w:after="160" w:line="278" w:lineRule="auto"/>
-            </w:pPr>
-            <w:r>
-              <w:t>Sticky Toffee Pudding with Custard (£9)</w:t>
+              <w:t>Creamy Garlic Mushrooms (£8.50)</w:t>
+            </w:r>
+          </w:p>
+        </w:tc>
+        <w:tc>
+          <w:tcPr>
+            <w:tcW w:w="0" w:type="auto"/>
+            <w:hideMark/>
+          </w:tcPr>
+          <w:p>
+            <w:pPr>
+              <w:spacing w:after="160" w:line="278" w:lineRule="auto"/>
+            </w:pPr>
+            <w:r>
+              <w:t>Steak Rump with peppercorn sauce (£24)</w:t>
+            </w:r>
+          </w:p>
+        </w:tc>
+        <w:tc>
+          <w:tcPr>
+            <w:tcW w:w="0" w:type="auto"/>
+            <w:hideMark/>
+          </w:tcPr>
+          <w:p>
+            <w:pPr>
+              <w:spacing w:after="160" w:line="278" w:lineRule="auto"/>
+            </w:pPr>
+            <w:r>
+              <w:t>Sweet Potato Cake, caramel sauce (£8.50)</w:t>
             </w:r>
           </w:p>
         </w:tc>
@@ -982,7 +1030,7 @@
               <w:spacing w:after="160" w:line="278" w:lineRule="auto"/>
             </w:pPr>
             <w:r>
-              <w:t>Jenny</w:t>
+              <w:t>Claire Ferrer</w:t>
             </w:r>
           </w:p>
         </w:tc>
@@ -1024,7 +1072,7 @@
               <w:spacing w:after="160" w:line="278" w:lineRule="auto"/>
             </w:pPr>
             <w:r>
-              <w:t>Steak &amp; Ale Pie with chips, sticky red cabbage, gravy (£17.50)</w:t>
+              <w:t>Homemade beef lasagne, garlic bread (£18)</w:t>
             </w:r>
           </w:p>
         </w:tc>
@@ -1068,7 +1116,7 @@
               <w:spacing w:after="160" w:line="278" w:lineRule="auto"/>
             </w:pPr>
             <w:r>
-              <w:t>Ian Ferrer</w:t>
+              <w:t>Martyn Leighton</w:t>
             </w:r>
           </w:p>
         </w:tc>
@@ -1110,21 +1158,21 @@
               <w:spacing w:after="160" w:line="278" w:lineRule="auto"/>
             </w:pPr>
             <w:r>
-              <w:t>Steak Rump with peppercorn sauce (£24)</w:t>
-            </w:r>
-          </w:p>
-        </w:tc>
-        <w:tc>
-          <w:tcPr>
-            <w:tcW w:w="0" w:type="auto"/>
-            <w:hideMark/>
-          </w:tcPr>
-          <w:p>
-            <w:pPr>
-              <w:spacing w:after="160" w:line="278" w:lineRule="auto"/>
-            </w:pPr>
-            <w:r>
-              <w:t>Sweet Potato Cake, caramel sauce (£8.50)</w:t>
+              <w:t>Steak &amp; Ale Pie with chips, sticky red cabbage, gravy (£17.50)</w:t>
+            </w:r>
+          </w:p>
+        </w:tc>
+        <w:tc>
+          <w:tcPr>
+            <w:tcW w:w="0" w:type="auto"/>
+            <w:hideMark/>
+          </w:tcPr>
+          <w:p>
+            <w:pPr>
+              <w:spacing w:after="160" w:line="278" w:lineRule="auto"/>
+            </w:pPr>
+            <w:r>
+              <w:t>No dessert</w:t>
             </w:r>
           </w:p>
         </w:tc>
@@ -1154,7 +1202,7 @@
               <w:spacing w:after="160" w:line="278" w:lineRule="auto"/>
             </w:pPr>
             <w:r>
-              <w:t>Claire Ferrer</w:t>
+              <w:t>Jane Olney</w:t>
             </w:r>
           </w:p>
         </w:tc>
@@ -1196,7 +1244,7 @@
               <w:spacing w:after="160" w:line="278" w:lineRule="auto"/>
             </w:pPr>
             <w:r>
-              <w:t>Homemade beef lasagne, garlic bread (£18)</w:t>
+              <w:t>Chicken Pie with mash, sticky red cabbage, gravy (£17.50)</w:t>
             </w:r>
           </w:p>
         </w:tc>
@@ -1240,7 +1288,7 @@
               <w:spacing w:after="160" w:line="278" w:lineRule="auto"/>
             </w:pPr>
             <w:r>
-              <w:t>Martyn Leighton</w:t>
+              <w:t>Kevin Marriott</w:t>
             </w:r>
           </w:p>
         </w:tc>
@@ -1268,21 +1316,21 @@
               <w:spacing w:after="160" w:line="278" w:lineRule="auto"/>
             </w:pPr>
             <w:r>
-              <w:t>Creamy Garlic Mushrooms (£8.50)</w:t>
-            </w:r>
-          </w:p>
-        </w:tc>
-        <w:tc>
-          <w:tcPr>
-            <w:tcW w:w="0" w:type="auto"/>
-            <w:hideMark/>
-          </w:tcPr>
-          <w:p>
-            <w:pPr>
-              <w:spacing w:after="160" w:line="278" w:lineRule="auto"/>
-            </w:pPr>
-            <w:r>
-              <w:t>Steak &amp; Ale Pie with chips, sticky red cabbage, gravy (£17.50)</w:t>
+              <w:t>No starter</w:t>
+            </w:r>
+          </w:p>
+        </w:tc>
+        <w:tc>
+          <w:tcPr>
+            <w:tcW w:w="0" w:type="auto"/>
+            <w:hideMark/>
+          </w:tcPr>
+          <w:p>
+            <w:pPr>
+              <w:spacing w:after="160" w:line="278" w:lineRule="auto"/>
+            </w:pPr>
+            <w:r>
+              <w:t>Beer battered cod, chips, peas (£18.50)</w:t>
             </w:r>
           </w:p>
         </w:tc>
@@ -1326,7 +1374,7 @@
               <w:spacing w:after="160" w:line="278" w:lineRule="auto"/>
             </w:pPr>
             <w:r>
-              <w:t>Jane Olney</w:t>
+              <w:t>Heather Marriott</w:t>
             </w:r>
           </w:p>
         </w:tc>
@@ -1368,7 +1416,7 @@
               <w:spacing w:after="160" w:line="278" w:lineRule="auto"/>
             </w:pPr>
             <w:r>
-              <w:t>Chicken Pie with mash, sticky red cabbage, gravy (£17.50)</w:t>
+              <w:t>Steak &amp; Ale Pie with chips, sticky red cabbage, gravy (£17.50)</w:t>
             </w:r>
           </w:p>
         </w:tc>
@@ -1412,21 +1460,21 @@
               <w:spacing w:after="160" w:line="278" w:lineRule="auto"/>
             </w:pPr>
             <w:r>
-              <w:t>Kevin Marriott</w:t>
-            </w:r>
-          </w:p>
-        </w:tc>
-        <w:tc>
-          <w:tcPr>
-            <w:tcW w:w="0" w:type="auto"/>
-            <w:hideMark/>
-          </w:tcPr>
-          <w:p>
-            <w:pPr>
-              <w:spacing w:after="160" w:line="278" w:lineRule="auto"/>
-            </w:pPr>
-            <w:r>
-              <w:t>None</w:t>
+              <w:t>Paul Nathan</w:t>
+            </w:r>
+          </w:p>
+        </w:tc>
+        <w:tc>
+          <w:tcPr>
+            <w:tcW w:w="0" w:type="auto"/>
+            <w:hideMark/>
+          </w:tcPr>
+          <w:p>
+            <w:pPr>
+              <w:spacing w:after="160" w:line="278" w:lineRule="auto"/>
+            </w:pPr>
+            <w:r>
+              <w:t>Vegetarian</w:t>
             </w:r>
           </w:p>
         </w:tc>
@@ -1454,21 +1502,21 @@
               <w:spacing w:after="160" w:line="278" w:lineRule="auto"/>
             </w:pPr>
             <w:r>
-              <w:t>Beer battered cod, chips, peas (£18.50)</w:t>
-            </w:r>
-          </w:p>
-        </w:tc>
-        <w:tc>
-          <w:tcPr>
-            <w:tcW w:w="0" w:type="auto"/>
-            <w:hideMark/>
-          </w:tcPr>
-          <w:p>
-            <w:pPr>
-              <w:spacing w:after="160" w:line="278" w:lineRule="auto"/>
-            </w:pPr>
-            <w:r>
-              <w:t>No dessert</w:t>
+              <w:t>Sweet potato roulade with tomato &amp; herb sauce, seasonal veg (£16.50)</w:t>
+            </w:r>
+          </w:p>
+        </w:tc>
+        <w:tc>
+          <w:tcPr>
+            <w:tcW w:w="0" w:type="auto"/>
+            <w:hideMark/>
+          </w:tcPr>
+          <w:p>
+            <w:pPr>
+              <w:spacing w:after="160" w:line="278" w:lineRule="auto"/>
+            </w:pPr>
+            <w:r>
+              <w:t>Crumble of the week with custard &amp; cream (£10.50)</w:t>
             </w:r>
           </w:p>
         </w:tc>
@@ -1491,26 +1539,19 @@
         <w:tc>
           <w:tcPr>
             <w:tcW w:w="0" w:type="auto"/>
-            <w:hideMark/>
-          </w:tcPr>
-          <w:p>
-            <w:pPr>
-              <w:spacing w:after="160" w:line="278" w:lineRule="auto"/>
-            </w:pPr>
-            <w:r>
-              <w:t>Heather Marriott</w:t>
-            </w:r>
-          </w:p>
-        </w:tc>
-        <w:tc>
-          <w:tcPr>
-            <w:tcW w:w="0" w:type="auto"/>
-            <w:hideMark/>
-          </w:tcPr>
-          <w:p>
-            <w:pPr>
-              <w:spacing w:after="160" w:line="278" w:lineRule="auto"/>
-            </w:pPr>
+          </w:tcPr>
+          <w:p>
+            <w:r>
+              <w:lastRenderedPageBreak/>
+              <w:t>Carole Griffiths</w:t>
+            </w:r>
+          </w:p>
+        </w:tc>
+        <w:tc>
+          <w:tcPr>
+            <w:tcW w:w="0" w:type="auto"/>
+          </w:tcPr>
+          <w:p>
             <w:r>
               <w:t>None</w:t>
             </w:r>
@@ -1519,12 +1560,8 @@
         <w:tc>
           <w:tcPr>
             <w:tcW w:w="0" w:type="auto"/>
-            <w:hideMark/>
-          </w:tcPr>
-          <w:p>
-            <w:pPr>
-              <w:spacing w:after="160" w:line="278" w:lineRule="auto"/>
-            </w:pPr>
+          </w:tcPr>
+          <w:p>
             <w:r>
               <w:t>No starter</w:t>
             </w:r>
@@ -1533,26 +1570,27 @@
         <w:tc>
           <w:tcPr>
             <w:tcW w:w="0" w:type="auto"/>
-            <w:hideMark/>
-          </w:tcPr>
-          <w:p>
-            <w:pPr>
-              <w:spacing w:after="160" w:line="278" w:lineRule="auto"/>
-            </w:pPr>
-            <w:r>
-              <w:t>Steak &amp; Ale Pie with chips, sticky red cabbage, gravy (£17.50)</w:t>
-            </w:r>
-          </w:p>
-        </w:tc>
-        <w:tc>
-          <w:tcPr>
-            <w:tcW w:w="0" w:type="auto"/>
-            <w:hideMark/>
-          </w:tcPr>
-          <w:p>
-            <w:pPr>
-              <w:spacing w:after="160" w:line="278" w:lineRule="auto"/>
-            </w:pPr>
+          </w:tcPr>
+          <w:p>
+            <w:r>
+              <w:t xml:space="preserve">Ham &amp; Leek Pie with mash, sticky red cabbage, gravy </w:t>
+            </w:r>
+            <w:r>
+              <w:t>(</w:t>
+            </w:r>
+            <w:r>
+              <w:t>£17.50</w:t>
+            </w:r>
+            <w:r>
+              <w:t>)</w:t>
+            </w:r>
+          </w:p>
+        </w:tc>
+        <w:tc>
+          <w:tcPr>
+            <w:tcW w:w="0" w:type="auto"/>
+          </w:tcPr>
+          <w:p>
             <w:r>
               <w:t>No dessert</w:t>
             </w:r>
@@ -1561,12 +1599,8 @@
         <w:tc>
           <w:tcPr>
             <w:tcW w:w="0" w:type="auto"/>
-            <w:hideMark/>
-          </w:tcPr>
-          <w:p>
-            <w:pPr>
-              <w:spacing w:after="160" w:line="278" w:lineRule="auto"/>
-            </w:pPr>
+          </w:tcPr>
+          <w:p>
             <w:r>
               <w:t>—</w:t>
             </w:r>
@@ -1577,97 +1611,10 @@
         <w:tc>
           <w:tcPr>
             <w:tcW w:w="0" w:type="auto"/>
-            <w:hideMark/>
-          </w:tcPr>
-          <w:p>
-            <w:pPr>
-              <w:spacing w:after="160" w:line="278" w:lineRule="auto"/>
-            </w:pPr>
-            <w:r>
-              <w:lastRenderedPageBreak/>
-              <w:t>Paul Nathan</w:t>
-            </w:r>
-          </w:p>
-        </w:tc>
-        <w:tc>
-          <w:tcPr>
-            <w:tcW w:w="0" w:type="auto"/>
-            <w:hideMark/>
-          </w:tcPr>
-          <w:p>
-            <w:pPr>
-              <w:spacing w:after="160" w:line="278" w:lineRule="auto"/>
-            </w:pPr>
-            <w:r>
-              <w:t>Vegetarian</w:t>
-            </w:r>
-          </w:p>
-        </w:tc>
-        <w:tc>
-          <w:tcPr>
-            <w:tcW w:w="0" w:type="auto"/>
-            <w:hideMark/>
-          </w:tcPr>
-          <w:p>
-            <w:pPr>
-              <w:spacing w:after="160" w:line="278" w:lineRule="auto"/>
-            </w:pPr>
-            <w:r>
-              <w:t>No starter</w:t>
-            </w:r>
-          </w:p>
-        </w:tc>
-        <w:tc>
-          <w:tcPr>
-            <w:tcW w:w="0" w:type="auto"/>
-            <w:hideMark/>
-          </w:tcPr>
-          <w:p>
-            <w:pPr>
-              <w:spacing w:after="160" w:line="278" w:lineRule="auto"/>
-            </w:pPr>
-            <w:r>
-              <w:t>Sweet potato roulade with tomato &amp; herb sauce, seasonal veg (£16.50)</w:t>
-            </w:r>
-          </w:p>
-        </w:tc>
-        <w:tc>
-          <w:tcPr>
-            <w:tcW w:w="0" w:type="auto"/>
-            <w:hideMark/>
-          </w:tcPr>
-          <w:p>
-            <w:pPr>
-              <w:spacing w:after="160" w:line="278" w:lineRule="auto"/>
-            </w:pPr>
-            <w:r>
-              <w:t>Crumble of the week with custard &amp; cream (£10.50)</w:t>
-            </w:r>
-          </w:p>
-        </w:tc>
-        <w:tc>
-          <w:tcPr>
-            <w:tcW w:w="0" w:type="auto"/>
-            <w:hideMark/>
-          </w:tcPr>
-          <w:p>
-            <w:pPr>
-              <w:spacing w:after="160" w:line="278" w:lineRule="auto"/>
-            </w:pPr>
-            <w:r>
-              <w:t>—</w:t>
-            </w:r>
-          </w:p>
-        </w:tc>
-      </w:tr>
-      <w:tr>
-        <w:tc>
-          <w:tcPr>
-            <w:tcW w:w="0" w:type="auto"/>
-          </w:tcPr>
-          <w:p>
-            <w:r>
-              <w:t>Carole Griffiths</w:t>
+          </w:tcPr>
+          <w:p>
+            <w:r>
+              <w:t>David Griffiths</w:t>
             </w:r>
           </w:p>
         </w:tc>
@@ -1904,7 +1851,7 @@
           <w:b/>
           <w:bCs/>
         </w:rPr>
-        <w:t>2</w:t>
+        <w:t>5</w:t>
       </w:r>
     </w:p>
     <w:p>
@@ -1932,18 +1879,7 @@
           <w:b/>
           <w:bCs/>
         </w:rPr>
-        <w:t xml:space="preserve"> 1</w:t>
-      </w:r>
-    </w:p>
-    <w:p>
-      <w:pPr>
-        <w:numPr>
-          <w:ilvl w:val="0"/>
-          <w:numId w:val="2"/>
-        </w:numPr>
-      </w:pPr>
-      <w:r>
-        <w:t xml:space="preserve">Sweet Potato Roulade – </w:t>
+        <w:t xml:space="preserve"> </w:t>
       </w:r>
       <w:r>
         <w:rPr>
@@ -1961,7 +1897,7 @@
         </w:numPr>
       </w:pPr>
       <w:r>
-        <w:t xml:space="preserve">Chicken Pie – </w:t>
+        <w:t xml:space="preserve">Sweet Potato Roulade – </w:t>
       </w:r>
       <w:r>
         <w:rPr>
@@ -1979,7 +1915,7 @@
         </w:numPr>
       </w:pPr>
       <w:r>
-        <w:t xml:space="preserve">Homemade Beef Lasagne – </w:t>
+        <w:t xml:space="preserve">Chicken Pie – </w:t>
       </w:r>
       <w:r>
         <w:rPr>
@@ -1997,14 +1933,32 @@
         </w:numPr>
       </w:pPr>
       <w:r>
-        <w:t xml:space="preserve">Steak Rump – </w:t>
+        <w:t xml:space="preserve">Homemade Beef Lasagne – </w:t>
       </w:r>
       <w:r>
         <w:rPr>
           <w:b/>
           <w:bCs/>
         </w:rPr>
-        <w:t>1</w:t>
+        <w:t>2</w:t>
+      </w:r>
+    </w:p>
+    <w:p>
+      <w:pPr>
+        <w:numPr>
+          <w:ilvl w:val="0"/>
+          <w:numId w:val="2"/>
+        </w:numPr>
+      </w:pPr>
+      <w:r>
+        <w:t xml:space="preserve">Steak Rump – </w:t>
+      </w:r>
+      <w:r>
+        <w:rPr>
+          <w:b/>
+          <w:bCs/>
+        </w:rPr>
+        <w:t>2</w:t>
       </w:r>
     </w:p>
     <w:p>
